--- a/tpi/docx/014.content.docx
+++ b/tpi/docx/014.content.docx
@@ -293,90 +293,60 @@
         </w:rPr>
         <w:t xml:space="preserve"> em i wanpela liklik taun insait long rijen bilong </w:t>
       </w:r>
-      <w:hyperlink r:id="rId13">
-        <w:r>
-          <w:rPr>
-            <w:lang w:val="png_PG" w:bidi="png_PG"/>
-          </w:rPr>
-          <w:rPr>
-            <w:color w:val="0000EE"/>
-            <w:u w:val="single"/>
-          </w:rPr>
-          <w:t>Galili</w:t>
-        </w:r>
-      </w:hyperlink>
+      <w:r>
+        <w:rPr>
+          <w:lang w:val="png_PG" w:bidi="png_PG"/>
+        </w:rPr>
+        <w:t>Galili</w:t>
+      </w:r>
       <w:r>
         <w:rPr>
           <w:lang w:val="png_PG" w:bidi="png_PG"/>
         </w:rPr>
         <w:t xml:space="preserve">, long hap not bilong </w:t>
       </w:r>
-      <w:hyperlink r:id="rId14">
-        <w:r>
-          <w:rPr>
-            <w:lang w:val="png_PG" w:bidi="png_PG"/>
-          </w:rPr>
-          <w:rPr>
-            <w:color w:val="0000EE"/>
-            <w:u w:val="single"/>
-          </w:rPr>
-          <w:t>Israel</w:t>
-        </w:r>
-      </w:hyperlink>
+      <w:r>
+        <w:rPr>
+          <w:lang w:val="png_PG" w:bidi="png_PG"/>
+        </w:rPr>
+        <w:t>Israel</w:t>
+      </w:r>
       <w:r>
         <w:rPr>
           <w:lang w:val="png_PG" w:bidi="png_PG"/>
         </w:rPr>
         <w:t xml:space="preserve">. Nasaret i no kamap insait long Olpela Testamen, na namba wan taim yumi harim nem bilong dispela taun em taim yumi harim olsem </w:t>
       </w:r>
-      <w:hyperlink r:id="rId15">
-        <w:r>
-          <w:rPr>
-            <w:lang w:val="png_PG" w:bidi="png_PG"/>
-          </w:rPr>
-          <w:rPr>
-            <w:color w:val="0000EE"/>
-            <w:u w:val="single"/>
-          </w:rPr>
-          <w:t>Maria</w:t>
-        </w:r>
-      </w:hyperlink>
+      <w:r>
+        <w:rPr>
+          <w:lang w:val="png_PG" w:bidi="png_PG"/>
+        </w:rPr>
+        <w:t>Maria</w:t>
+      </w:r>
       <w:r>
         <w:rPr>
           <w:lang w:val="png_PG" w:bidi="png_PG"/>
         </w:rPr>
         <w:t xml:space="preserve"> na Josep, tupela papamama bilong Jisas, i bilong Nasaret. Jisas i bon long wanpela liklik ples ol i kolim </w:t>
       </w:r>
-      <w:hyperlink r:id="rId16">
-        <w:r>
-          <w:rPr>
-            <w:lang w:val="png_PG" w:bidi="png_PG"/>
-          </w:rPr>
-          <w:rPr>
-            <w:color w:val="0000EE"/>
-            <w:u w:val="single"/>
-          </w:rPr>
-          <w:t>Betlehem</w:t>
-        </w:r>
-      </w:hyperlink>
+      <w:r>
+        <w:rPr>
+          <w:lang w:val="png_PG" w:bidi="png_PG"/>
+        </w:rPr>
+        <w:t>Betlehem</w:t>
+      </w:r>
       <w:r>
         <w:rPr>
           <w:lang w:val="png_PG" w:bidi="png_PG"/>
         </w:rPr>
         <w:t xml:space="preserve">, long </w:t>
       </w:r>
-      <w:hyperlink r:id="rId17">
-        <w:r>
-          <w:rPr>
-            <w:lang w:val="png_PG" w:bidi="png_PG"/>
-          </w:rPr>
-          <w:rPr>
-            <w:color w:val="0000EE"/>
-            <w:u w:val="single"/>
-          </w:rPr>
-          <w:t>Judea</w:t>
-        </w:r>
-      </w:hyperlink>
+      <w:r>
+        <w:rPr>
+          <w:lang w:val="png_PG" w:bidi="png_PG"/>
+        </w:rPr>
+        <w:t>Judea</w:t>
+      </w:r>
       <w:r>
         <w:rPr>
           <w:lang w:val="png_PG" w:bidi="png_PG"/>
@@ -385,7 +355,6 @@
       </w:r>
       <w:r>
         <w:rPr>
-          <w:b/>
           <w:lang w:val="png_PG" w:bidi="png_PG"/>
         </w:rPr>
         <w:t>Ol Ju</w:t>
